--- a/Eng. Software/3-Especificação de software/V1.1/Especificacao de Software V1.1.docx
+++ b/Eng. Software/3-Especificação de software/V1.1/Especificacao de Software V1.1.docx
@@ -2524,6 +2524,21 @@
               <w:t>Miguel S. Souza</w:t>
             </w:r>
           </w:p>
+          <w:p>
+            <w:pPr>
+              <w:spacing w:line="360" w:lineRule="auto"/>
+              <w:cnfStyle w:val="000000100000" w:firstRow="0" w:lastRow="0" w:firstColumn="0" w:lastColumn="0" w:oddVBand="0" w:evenVBand="0" w:oddHBand="1" w:evenHBand="0" w:firstRowFirstColumn="0" w:firstRowLastColumn="0" w:lastRowFirstColumn="0" w:lastRowLastColumn="0"/>
+              <w:rPr>
+                <w:rFonts w:ascii="Tahoma" w:eastAsia="Tahoma" w:hAnsi="Tahoma" w:cs="Tahoma"/>
+              </w:rPr>
+            </w:pPr>
+            <w:r>
+              <w:rPr>
+                <w:rFonts w:ascii="Tahoma" w:eastAsia="Tahoma" w:hAnsi="Tahoma" w:cs="Tahoma"/>
+              </w:rPr>
+              <w:t>Pedro Augusto Marinho</w:t>
+            </w:r>
+          </w:p>
         </w:tc>
       </w:tr>
     </w:tbl>
@@ -2779,6 +2794,7 @@
         <w:ind w:left="1440"/>
       </w:pPr>
       <w:r>
+        <w:lastRenderedPageBreak/>
         <w:tab/>
         <w:t xml:space="preserve">Capacidade de rede: 100MBPS para o servidor, assegurando </w:t>
       </w:r>
@@ -3140,7 +3156,6 @@
           <w:sz w:val="24"/>
           <w:szCs w:val="24"/>
         </w:rPr>
-        <w:lastRenderedPageBreak/>
         <w:t>ESPECIFICAÇÃO FUNCIONAL</w:t>
       </w:r>
       <w:bookmarkEnd w:id="3"/>
@@ -3952,7 +3967,6 @@
                 <w:sz w:val="22"/>
                 <w:szCs w:val="22"/>
               </w:rPr>
-              <w:lastRenderedPageBreak/>
               <w:t>Módulo/RF</w:t>
             </w:r>
           </w:p>
@@ -10884,6 +10898,7 @@
   <w:style w:type="character" w:default="1" w:styleId="Fontepargpadro">
     <w:name w:val="Default Paragraph Font"/>
     <w:uiPriority w:val="1"/>
+    <w:semiHidden/>
     <w:unhideWhenUsed/>
   </w:style>
   <w:style w:type="table" w:default="1" w:styleId="Tabelanormal">
